--- a/2027spring/ACCT2101_Spring2027 Instructional Method.docx
+++ b/2027spring/ACCT2101_Spring2027 Instructional Method.docx
@@ -199,7 +199,6 @@
           <w:szCs w:val="24"/>
           <w:lang w:eastAsia="ko-KR"/>
         </w:rPr>
-        <w:t>NOTE: All dates in this document are PROPOSED and subject to confirmation by the instructor and the Registrar.</w:t>
       </w:r>
       <w:r>
         <w:rPr>
@@ -222,6 +221,7 @@
           <w:szCs w:val="24"/>
           <w:lang w:eastAsia="ko-KR"/>
         </w:rPr>
+        <w:t>NOTE: All dates in this document are PROPOSED and subject to confirmation by the instructor and the Registrar.</w:t>
       </w:r>
       <w:r>
         <w:rPr>
@@ -5384,6 +5384,12 @@
       </w:pPr>
     </w:p>
     <w:sectPr>
+      <w:headerReference w:type="default" r:id="rId13"/>
+      <w:footerReference w:type="default" r:id="rId14"/>
+      <w:headerReference w:type="first" r:id="rId15"/>
+      <w:footerReference w:type="first" r:id="rId16"/>
+      <w:headerReference w:type="even" r:id="rId17"/>
+      <w:footerReference w:type="even" r:id="rId18"/>
       <w:footnotePr>
         <w:numFmt w:val="lowerLetter"/>
       </w:footnotePr>
@@ -5424,6 +5430,36 @@
 </w:endnotes>
 </file>
 
+<file path=word/footer1.xml><?xml version="1.0" encoding="utf-8"?>
+<w:ftr xmlns:m="http://schemas.openxmlformats.org/officeDocument/2006/math" xmlns:mc="http://schemas.openxmlformats.org/markup-compatibility/2006" xmlns:mo="http://schemas.microsoft.com/office/mac/office/2008/main" xmlns:mv="urn:schemas-microsoft-com:mac:vml" xmlns:o="urn:schemas-microsoft-com:office:office" xmlns:r="http://schemas.openxmlformats.org/officeDocument/2006/relationships" xmlns:v="urn:schemas-microsoft-com:vml" xmlns:w10="urn:schemas-microsoft-com:office:word" xmlns:w14="http://schemas.microsoft.com/office/word/2010/wordml" xmlns:w="http://schemas.openxmlformats.org/wordprocessingml/2006/main" xmlns:wne="http://schemas.microsoft.com/office/word/2006/wordml" xmlns:wp14="http://schemas.microsoft.com/office/word/2010/wordprocessingDrawing" xmlns:wp="http://schemas.openxmlformats.org/drawingml/2006/wordprocessingDrawing" xmlns:wpc="http://schemas.microsoft.com/office/word/2010/wordprocessingCanvas" xmlns:wpg="http://schemas.microsoft.com/office/word/2010/wordprocessingGroup" xmlns:wpi="http://schemas.microsoft.com/office/word/2010/wordprocessingInk" xmlns:wps="http://schemas.microsoft.com/office/word/2010/wordprocessingShape" mc:Ignorable="w14 wp14">
+  <w:p>
+    <w:pPr>
+      <w:pStyle w:val="Footer"/>
+    </w:pPr>
+  </w:p>
+</w:ftr>
+</file>
+
+<file path=word/footer2.xml><?xml version="1.0" encoding="utf-8"?>
+<w:ftr xmlns:m="http://schemas.openxmlformats.org/officeDocument/2006/math" xmlns:mc="http://schemas.openxmlformats.org/markup-compatibility/2006" xmlns:mo="http://schemas.microsoft.com/office/mac/office/2008/main" xmlns:mv="urn:schemas-microsoft-com:mac:vml" xmlns:o="urn:schemas-microsoft-com:office:office" xmlns:r="http://schemas.openxmlformats.org/officeDocument/2006/relationships" xmlns:v="urn:schemas-microsoft-com:vml" xmlns:w10="urn:schemas-microsoft-com:office:word" xmlns:w14="http://schemas.microsoft.com/office/word/2010/wordml" xmlns:w="http://schemas.openxmlformats.org/wordprocessingml/2006/main" xmlns:wne="http://schemas.microsoft.com/office/word/2006/wordml" xmlns:wp14="http://schemas.microsoft.com/office/word/2010/wordprocessingDrawing" xmlns:wp="http://schemas.openxmlformats.org/drawingml/2006/wordprocessingDrawing" xmlns:wpc="http://schemas.microsoft.com/office/word/2010/wordprocessingCanvas" xmlns:wpg="http://schemas.microsoft.com/office/word/2010/wordprocessingGroup" xmlns:wpi="http://schemas.microsoft.com/office/word/2010/wordprocessingInk" xmlns:wps="http://schemas.microsoft.com/office/word/2010/wordprocessingShape" mc:Ignorable="w14 wp14">
+  <w:p>
+    <w:pPr>
+      <w:pStyle w:val="Footer"/>
+    </w:pPr>
+  </w:p>
+</w:ftr>
+</file>
+
+<file path=word/footer3.xml><?xml version="1.0" encoding="utf-8"?>
+<w:ftr xmlns:m="http://schemas.openxmlformats.org/officeDocument/2006/math" xmlns:mc="http://schemas.openxmlformats.org/markup-compatibility/2006" xmlns:mo="http://schemas.microsoft.com/office/mac/office/2008/main" xmlns:mv="urn:schemas-microsoft-com:mac:vml" xmlns:o="urn:schemas-microsoft-com:office:office" xmlns:r="http://schemas.openxmlformats.org/officeDocument/2006/relationships" xmlns:v="urn:schemas-microsoft-com:vml" xmlns:w10="urn:schemas-microsoft-com:office:word" xmlns:w14="http://schemas.microsoft.com/office/word/2010/wordml" xmlns:w="http://schemas.openxmlformats.org/wordprocessingml/2006/main" xmlns:wne="http://schemas.microsoft.com/office/word/2006/wordml" xmlns:wp14="http://schemas.microsoft.com/office/word/2010/wordprocessingDrawing" xmlns:wp="http://schemas.openxmlformats.org/drawingml/2006/wordprocessingDrawing" xmlns:wpc="http://schemas.microsoft.com/office/word/2010/wordprocessingCanvas" xmlns:wpg="http://schemas.microsoft.com/office/word/2010/wordprocessingGroup" xmlns:wpi="http://schemas.microsoft.com/office/word/2010/wordprocessingInk" xmlns:wps="http://schemas.microsoft.com/office/word/2010/wordprocessingShape" mc:Ignorable="w14 wp14">
+  <w:p>
+    <w:pPr>
+      <w:pStyle w:val="Footer"/>
+    </w:pPr>
+  </w:p>
+</w:ftr>
+</file>
+
 <file path=word/footnotes.xml><?xml version="1.0" encoding="utf-8"?>
 <w:footnotes xmlns:wpc="http://schemas.microsoft.com/office/word/2010/wordprocessingCanvas" xmlns:cx="http://schemas.microsoft.com/office/drawing/2014/chartex" xmlns:cx1="http://schemas.microsoft.com/office/drawing/2015/9/8/chartex" xmlns:cx2="http://schemas.microsoft.com/office/drawing/2015/10/21/chartex" xmlns:cx3="http://schemas.microsoft.com/office/drawing/2016/5/9/chartex" xmlns:cx4="http://schemas.microsoft.com/office/drawing/2016/5/10/chartex" xmlns:cx5="http://schemas.microsoft.com/office/drawing/2016/5/11/chartex" xmlns:cx6="http://schemas.microsoft.com/office/drawing/2016/5/12/chartex" xmlns:cx7="http://schemas.microsoft.com/office/drawing/2016/5/13/chartex" xmlns:cx8="http://schemas.microsoft.com/office/drawing/2016/5/14/chartex" xmlns:mc="http://schemas.openxmlformats.org/markup-compatibility/2006" xmlns:aink="http://schemas.microsoft.com/office/drawing/2016/ink" xmlns:am3d="http://schemas.microsoft.com/office/drawing/2017/model3d" xmlns:o="urn:schemas-microsoft-com:office:office" xmlns:oel="http://schemas.microsoft.com/office/2019/extlst" xmlns:r="http://schemas.openxmlformats.org/officeDocument/2006/relationships" xmlns:m="http://schemas.openxmlformats.org/officeDocument/2006/math" xmlns:v="urn:schemas-microsoft-com:vml" xmlns:wp14="http://schemas.microsoft.com/office/word/2010/wordprocessingDrawing" xmlns:wp="http://schemas.openxmlformats.org/drawingml/2006/wordprocessingDrawing" xmlns:w10="urn:schemas-microsoft-com:office:word" xmlns:w="http://schemas.openxmlformats.org/wordprocessingml/2006/main" xmlns:w14="http://schemas.microsoft.com/office/word/2010/wordml" xmlns:w15="http://schemas.microsoft.com/office/word/2012/wordml" xmlns:w16cex="http://schemas.microsoft.com/office/word/2018/wordml/cex" xmlns:w16cid="http://schemas.microsoft.com/office/word/2016/wordml/cid" xmlns:w16="http://schemas.microsoft.com/office/word/2018/wordml" xmlns:w16du="http://schemas.microsoft.com/office/word/2023/wordml/word16du" xmlns:w16sdtdh="http://schemas.microsoft.com/office/word/2020/wordml/sdtdatahash" xmlns:w16sdtfl="http://schemas.microsoft.com/office/word/2024/wordml/sdtformatlock" xmlns:w16se="http://schemas.microsoft.com/office/word/2015/wordml/symex" xmlns:wpg="http://schemas.microsoft.com/office/word/2010/wordprocessingGroup" xmlns:wpi="http://schemas.microsoft.com/office/word/2010/wordprocessingInk" xmlns:wne="http://schemas.microsoft.com/office/word/2006/wordml" xmlns:wps="http://schemas.microsoft.com/office/word/2010/wordprocessingShape" mc:Ignorable="w14 w15 w16se w16cid w16 w16cex w16sdtdh w16sdtfl w16du wp14">
   <w:footnote w:type="separator" w:id="-1">
@@ -5447,6 +5483,36 @@
     </w:p>
   </w:footnote>
 </w:footnotes>
+</file>
+
+<file path=word/header1.xml><?xml version="1.0" encoding="utf-8"?>
+<w:hdr xmlns:m="http://schemas.openxmlformats.org/officeDocument/2006/math" xmlns:mc="http://schemas.openxmlformats.org/markup-compatibility/2006" xmlns:mo="http://schemas.microsoft.com/office/mac/office/2008/main" xmlns:mv="urn:schemas-microsoft-com:mac:vml" xmlns:o="urn:schemas-microsoft-com:office:office" xmlns:r="http://schemas.openxmlformats.org/officeDocument/2006/relationships" xmlns:v="urn:schemas-microsoft-com:vml" xmlns:w10="urn:schemas-microsoft-com:office:word" xmlns:w14="http://schemas.microsoft.com/office/word/2010/wordml" xmlns:w="http://schemas.openxmlformats.org/wordprocessingml/2006/main" xmlns:wne="http://schemas.microsoft.com/office/word/2006/wordml" xmlns:wp14="http://schemas.microsoft.com/office/word/2010/wordprocessingDrawing" xmlns:wp="http://schemas.openxmlformats.org/drawingml/2006/wordprocessingDrawing" xmlns:wpc="http://schemas.microsoft.com/office/word/2010/wordprocessingCanvas" xmlns:wpg="http://schemas.microsoft.com/office/word/2010/wordprocessingGroup" xmlns:wpi="http://schemas.microsoft.com/office/word/2010/wordprocessingInk" xmlns:wps="http://schemas.microsoft.com/office/word/2010/wordprocessingShape" mc:Ignorable="w14 wp14">
+  <w:p>
+    <w:pPr>
+      <w:pStyle w:val="Header"/>
+    </w:pPr>
+  </w:p>
+</w:hdr>
+</file>
+
+<file path=word/header2.xml><?xml version="1.0" encoding="utf-8"?>
+<w:hdr xmlns:m="http://schemas.openxmlformats.org/officeDocument/2006/math" xmlns:mc="http://schemas.openxmlformats.org/markup-compatibility/2006" xmlns:mo="http://schemas.microsoft.com/office/mac/office/2008/main" xmlns:mv="urn:schemas-microsoft-com:mac:vml" xmlns:o="urn:schemas-microsoft-com:office:office" xmlns:r="http://schemas.openxmlformats.org/officeDocument/2006/relationships" xmlns:v="urn:schemas-microsoft-com:vml" xmlns:w10="urn:schemas-microsoft-com:office:word" xmlns:w14="http://schemas.microsoft.com/office/word/2010/wordml" xmlns:w="http://schemas.openxmlformats.org/wordprocessingml/2006/main" xmlns:wne="http://schemas.microsoft.com/office/word/2006/wordml" xmlns:wp14="http://schemas.microsoft.com/office/word/2010/wordprocessingDrawing" xmlns:wp="http://schemas.openxmlformats.org/drawingml/2006/wordprocessingDrawing" xmlns:wpc="http://schemas.microsoft.com/office/word/2010/wordprocessingCanvas" xmlns:wpg="http://schemas.microsoft.com/office/word/2010/wordprocessingGroup" xmlns:wpi="http://schemas.microsoft.com/office/word/2010/wordprocessingInk" xmlns:wps="http://schemas.microsoft.com/office/word/2010/wordprocessingShape" mc:Ignorable="w14 wp14">
+  <w:p>
+    <w:pPr>
+      <w:pStyle w:val="Header"/>
+    </w:pPr>
+  </w:p>
+</w:hdr>
+</file>
+
+<file path=word/header3.xml><?xml version="1.0" encoding="utf-8"?>
+<w:hdr xmlns:m="http://schemas.openxmlformats.org/officeDocument/2006/math" xmlns:mc="http://schemas.openxmlformats.org/markup-compatibility/2006" xmlns:mo="http://schemas.microsoft.com/office/mac/office/2008/main" xmlns:mv="urn:schemas-microsoft-com:mac:vml" xmlns:o="urn:schemas-microsoft-com:office:office" xmlns:r="http://schemas.openxmlformats.org/officeDocument/2006/relationships" xmlns:v="urn:schemas-microsoft-com:vml" xmlns:w10="urn:schemas-microsoft-com:office:word" xmlns:w14="http://schemas.microsoft.com/office/word/2010/wordml" xmlns:w="http://schemas.openxmlformats.org/wordprocessingml/2006/main" xmlns:wne="http://schemas.microsoft.com/office/word/2006/wordml" xmlns:wp14="http://schemas.microsoft.com/office/word/2010/wordprocessingDrawing" xmlns:wp="http://schemas.openxmlformats.org/drawingml/2006/wordprocessingDrawing" xmlns:wpc="http://schemas.microsoft.com/office/word/2010/wordprocessingCanvas" xmlns:wpg="http://schemas.microsoft.com/office/word/2010/wordprocessingGroup" xmlns:wpi="http://schemas.microsoft.com/office/word/2010/wordprocessingInk" xmlns:wps="http://schemas.microsoft.com/office/word/2010/wordprocessingShape" mc:Ignorable="w14 wp14">
+  <w:p>
+    <w:pPr>
+      <w:pStyle w:val="Header"/>
+    </w:pPr>
+  </w:p>
+</w:hdr>
 </file>
 
 <file path=word/numbering.xml><?xml version="1.0" encoding="utf-8"?>

--- a/2027spring/ACCT2101_Spring2027 Instructional Method.docx
+++ b/2027spring/ACCT2101_Spring2027 Instructional Method.docx
@@ -2870,7 +2870,7 @@
           <w:sz w:val="24"/>
           <w:szCs w:val="24"/>
         </w:rPr>
-        <w:t>Wednesday, May 5, 2027 — Comprehensive Final Exam — Ch. 1–9, 11, 12 &amp; 13</w:t>
+        <w:t>Monday, May 3, 2027 — Comprehensive Final Exam — Ch. 1–9, 11, 12 &amp; 13</w:t>
       </w:r>
       <w:r>
         <w:rPr>

--- a/2027spring/ACCT2101_Spring2027 Instructional Method.docx
+++ b/2027spring/ACCT2101_Spring2027 Instructional Method.docx
@@ -1937,7 +1937,7 @@
           <w:sz w:val="24"/>
           <w:szCs w:val="24"/>
         </w:rPr>
-        <w:t>Wednesday, February 10, 2027 — 1st Exam — Ch 1 &amp; 2 (+ Ch1-2 Practice Test due)</w:t>
+        <w:t>Wednesday, February 10, 2027 — 1st Exam — Ch 1 &amp; 2</w:t>
       </w:r>
       <w:r>
         <w:rPr>
@@ -4036,16 +4036,15 @@
           <w:szCs w:val="24"/>
           <w:u w:val="single"/>
         </w:rPr>
-        <w:t>Quizzes will be administered online via D2L</w:t>
-      </w:r>
-      <w:r>
-        <w:rPr>
-          <w:rFonts w:ascii="Cambria" w:hAnsi="Cambria" w:cs="Calibri"/>
-          <w:color w:val="000000"/>
-          <w:sz w:val="24"/>
-          <w:szCs w:val="24"/>
-        </w:rPr>
-        <w:t xml:space="preserve">, with each quiz having </w:t>
+        <w:t>Quizzes will be administered online via D2L, with each quiz having a strict 10-minute time limit (refer to the 'Course Schedule' for quiz due dates). Each chapter quiz will consist of five multiple-choice questions, worth 4 points each (20 points per quiz). A total of twelve chapters will be covered this semester, resulting in a maximum of 240 possible quiz points. However, your two lowest quiz scores will be dropped, making the total quiz score counted toward your final grade 200 points.</w:t>
+      </w:r>
+      <w:r>
+        <w:rPr>
+          <w:rFonts w:ascii="Cambria" w:hAnsi="Cambria" w:cs="Calibri"/>
+          <w:color w:val="000000"/>
+          <w:sz w:val="24"/>
+          <w:szCs w:val="24"/>
+        </w:rPr>
       </w:r>
       <w:r>
         <w:rPr>
@@ -4057,7 +4056,6 @@
           <w:szCs w:val="24"/>
           <w:u w:val="single"/>
         </w:rPr>
-        <w:t>a strict 1</w:t>
       </w:r>
       <w:r>
         <w:rPr>
@@ -4070,7 +4068,6 @@
           <w:u w:val="single"/>
           <w:lang w:eastAsia="ko-KR"/>
         </w:rPr>
-        <w:t>0</w:t>
       </w:r>
       <w:r>
         <w:rPr>
@@ -4082,16 +4079,14 @@
           <w:szCs w:val="24"/>
           <w:u w:val="single"/>
         </w:rPr>
-        <w:t>-minute time limit (refer to the 'Course Schedule' for quiz due dates)</w:t>
-      </w:r>
-      <w:r>
-        <w:rPr>
-          <w:rFonts w:ascii="Cambria" w:hAnsi="Cambria" w:cs="Calibri"/>
-          <w:color w:val="000000"/>
-          <w:sz w:val="24"/>
-          <w:szCs w:val="24"/>
-        </w:rPr>
-        <w:t xml:space="preserve">. Each chapter quiz will consist of five multiple-choice questions, worth two points each. A total of twelve chapters will be covered this semester, resulting in a maximum of 120 possible quiz points. However, </w:t>
+      </w:r>
+      <w:r>
+        <w:rPr>
+          <w:rFonts w:ascii="Cambria" w:hAnsi="Cambria" w:cs="Calibri"/>
+          <w:color w:val="000000"/>
+          <w:sz w:val="24"/>
+          <w:szCs w:val="24"/>
+        </w:rPr>
       </w:r>
       <w:r>
         <w:rPr>
@@ -4103,16 +4098,14 @@
           <w:szCs w:val="24"/>
           <w:u w:val="single"/>
         </w:rPr>
-        <w:t>your two lowest quiz scores will be dropped, making the total quiz score counted toward your final grade 100 points</w:t>
-      </w:r>
-      <w:r>
-        <w:rPr>
-          <w:rFonts w:ascii="Cambria" w:hAnsi="Cambria" w:cs="Calibri"/>
-          <w:color w:val="000000"/>
-          <w:sz w:val="24"/>
-          <w:szCs w:val="24"/>
-        </w:rPr>
-        <w:t>.</w:t>
+      </w:r>
+      <w:r>
+        <w:rPr>
+          <w:rFonts w:ascii="Cambria" w:hAnsi="Cambria" w:cs="Calibri"/>
+          <w:color w:val="000000"/>
+          <w:sz w:val="24"/>
+          <w:szCs w:val="24"/>
+        </w:rPr>
       </w:r>
     </w:p>
     <w:p>
@@ -4673,55 +4666,51 @@
           <w:u w:val="single"/>
           <w:lang w:eastAsia="ko-KR"/>
         </w:rPr>
-        <w:t xml:space="preserve">Instructions for </w:t>
-      </w:r>
-      <w:r>
-        <w:rPr>
-          <w:rFonts w:ascii="Cambria" w:hAnsi="Cambria" w:cs="Calibri"/>
-          <w:b/>
-          <w:color w:val="FF0000"/>
-          <w:sz w:val="24"/>
-          <w:szCs w:val="24"/>
-          <w:u w:val="single"/>
-          <w:lang w:eastAsia="ko-KR"/>
-        </w:rPr>
-        <w:t>“</w:t>
-      </w:r>
-      <w:r>
-        <w:rPr>
-          <w:rFonts w:ascii="Cambria" w:hAnsi="Cambria" w:cs="Calibri"/>
-          <w:b/>
-          <w:color w:val="FF0000"/>
-          <w:sz w:val="24"/>
-          <w:szCs w:val="24"/>
-          <w:u w:val="single"/>
-          <w:lang w:eastAsia="ko-KR"/>
-        </w:rPr>
-        <w:t>Ch1-2-practice-test</w:t>
-      </w:r>
-      <w:r>
-        <w:rPr>
-          <w:rFonts w:ascii="Cambria" w:hAnsi="Cambria" w:cs="Calibri"/>
-          <w:b/>
-          <w:color w:val="FF0000"/>
-          <w:sz w:val="24"/>
-          <w:szCs w:val="24"/>
-          <w:u w:val="single"/>
-          <w:lang w:eastAsia="ko-KR"/>
-        </w:rPr>
-        <w:t>”</w:t>
-      </w:r>
-      <w:r>
-        <w:rPr>
-          <w:rFonts w:ascii="Cambria" w:hAnsi="Cambria" w:cs="Calibri"/>
-          <w:b/>
-          <w:color w:val="FF0000"/>
-          <w:sz w:val="24"/>
-          <w:szCs w:val="24"/>
-          <w:u w:val="single"/>
-          <w:lang w:eastAsia="ko-KR"/>
-        </w:rPr>
-        <w:t xml:space="preserve"> </w:t>
+        <w:t>Instructions for the “Ch1-2-practice-test” will be provided by email. It is a separate graded item worth 100 points, and your encrypted result must be emailed to sapark@augusta.edu by 11:59 PM on Tuesday, February 9, 2027, the night before the 1st Exam. Only one submission per student will be accepted.</w:t>
+      </w:r>
+      <w:r>
+        <w:rPr>
+          <w:rFonts w:ascii="Cambria" w:hAnsi="Cambria" w:cs="Calibri"/>
+          <w:b/>
+          <w:color w:val="FF0000"/>
+          <w:sz w:val="24"/>
+          <w:szCs w:val="24"/>
+          <w:u w:val="single"/>
+          <w:lang w:eastAsia="ko-KR"/>
+        </w:rPr>
+      </w:r>
+      <w:r>
+        <w:rPr>
+          <w:rFonts w:ascii="Cambria" w:hAnsi="Cambria" w:cs="Calibri"/>
+          <w:b/>
+          <w:color w:val="FF0000"/>
+          <w:sz w:val="24"/>
+          <w:szCs w:val="24"/>
+          <w:u w:val="single"/>
+          <w:lang w:eastAsia="ko-KR"/>
+        </w:rPr>
+      </w:r>
+      <w:r>
+        <w:rPr>
+          <w:rFonts w:ascii="Cambria" w:hAnsi="Cambria" w:cs="Calibri"/>
+          <w:b/>
+          <w:color w:val="FF0000"/>
+          <w:sz w:val="24"/>
+          <w:szCs w:val="24"/>
+          <w:u w:val="single"/>
+          <w:lang w:eastAsia="ko-KR"/>
+        </w:rPr>
+      </w:r>
+      <w:r>
+        <w:rPr>
+          <w:rFonts w:ascii="Cambria" w:hAnsi="Cambria" w:cs="Calibri"/>
+          <w:b/>
+          <w:color w:val="FF0000"/>
+          <w:sz w:val="24"/>
+          <w:szCs w:val="24"/>
+          <w:u w:val="single"/>
+          <w:lang w:eastAsia="ko-KR"/>
+        </w:rPr>
       </w:r>
       <w:r>
         <w:rPr>
@@ -4733,7 +4722,6 @@
           <w:u w:val="single"/>
           <w:lang w:eastAsia="ko-KR"/>
         </w:rPr>
-        <w:t>will be provided by email.</w:t>
       </w:r>
     </w:p>
     <w:p>
@@ -4763,7 +4751,7 @@
           <w:u w:val="single"/>
           <w:lang w:eastAsia="ko-KR"/>
         </w:rPr>
-        <w:t>Exams #1 and #2 consist of 60 multiple-choice questions.</w:t>
+        <w:t>Exam format — to be announced. The exam platform (MyAccountingLab or an instructor-built exam), the number of questions, and the time limit will be announced on D2L before each exam. Every exam is taken on a computer, IN PERSON, in the assigned classroom — you must come to campus to take it.</w:t>
       </w:r>
     </w:p>
     <w:p>
@@ -4793,7 +4781,7 @@
           <w:u w:val="single"/>
           <w:lang w:eastAsia="ko-KR"/>
         </w:rPr>
-        <w:t>Exam #3 and the Comprehensive Final Exam consist of problems from the MyAccountingLab Chapter Graded Assignments.</w:t>
+        <w:t>The Comprehensive Final Exam covers the entire course — Chapters 1–9, 11, 12 and 13 — not only the material studied since the 3rd Exam.</w:t>
       </w:r>
     </w:p>
     <w:p>
@@ -4832,7 +4820,7 @@
           <w:szCs w:val="24"/>
           <w:u w:val="single"/>
         </w:rPr>
-        <w:t>Bring your laptop and your student ID to each in-person exam and arrive on time; the time limit runs during the scheduled class period. Quizzes remain online in D2L with a 10-minute limit. If you experience technical difficulties during an exam, notify me immediately so it can be documented.</w:t>
+        <w:t>Bring your laptop (fully charged) and your student ID to each in-person exam and arrive on time; the time limit runs during the scheduled exam period. Quizzes remain online in D2L with a 10-minute limit. If you experience technical difficulties during an exam, notify me immediately so it can be documented.</w:t>
       </w:r>
       <w:r>
         <w:rPr>

--- a/2027spring/ACCT2101_Spring2027 Instructional Method.docx
+++ b/2027spring/ACCT2101_Spring2027 Instructional Method.docx
@@ -4036,7 +4036,7 @@
           <w:szCs w:val="24"/>
           <w:u w:val="single"/>
         </w:rPr>
-        <w:t>Quizzes will be administered online via D2L, with each quiz having a strict 10-minute time limit (refer to the 'Course Schedule' for quiz due dates). Each chapter quiz will consist of five multiple-choice questions, worth 4 points each (20 points per quiz). A total of twelve chapters will be covered this semester, resulting in a maximum of 240 possible quiz points. However, your two lowest quiz scores will be dropped, making the total quiz score counted toward your final grade 200 points.</w:t>
+        <w:t>Quizzes will be administered online via D2L, with each quiz having a strict 10-minute time limit (refer to the 'Course Schedule' for quiz due dates). Each chapter quiz will consist of five multiple-choice questions, worth 2 points each (10 points per quiz). A total of twelve chapters will be covered this semester, resulting in a maximum of 120 possible quiz points. However, your two lowest quiz scores will be dropped, making the total quiz score counted toward your final grade 100 points.</w:t>
       </w:r>
       <w:r>
         <w:rPr>
@@ -4666,7 +4666,7 @@
           <w:u w:val="single"/>
           <w:lang w:eastAsia="ko-KR"/>
         </w:rPr>
-        <w:t>Instructions for the “Ch1-2-practice-test” will be provided by email. It is a separate graded item worth 100 points, and your encrypted result must be emailed to sapark@augusta.edu by 11:59 PM on Tuesday, February 9, 2027, the night before the 1st Exam. Only one submission per student will be accepted.</w:t>
+        <w:t>Ch 1-2 Practice and Ch 1-2 Test are TWO separate graded deliverables, 100 points each, both linked from the course website. CH 1-2 PRACTICE contains 180 questions and is graded on COMPLETION, not on correctness: you must answer every question once without a timer and once with a timer (180 x 2 = 360). Your score is the share you complete, so finishing everything earns the full 100 points; a question only counts when you choose an answer, so letting the timer expire does not count. CH 1-2 TEST contains 84 questions with one timed attempt per module and is graded on CORRECTNESS; every test question also appears in the Practice tool. Each tool produces a code at the end. Submit each code in its own D2L folder (Assessments &gt; Assignments) by 11:59 PM on Tuesday, February 9, 2027, the night before the 1st Exam. One submission each, and NO LATE SUBMISSIONS are accepted - the folders close at the deadline.</w:t>
       </w:r>
       <w:r>
         <w:rPr>

--- a/2027spring/ACCT2101_Spring2027 Instructional Method.docx
+++ b/2027spring/ACCT2101_Spring2027 Instructional Method.docx
@@ -4666,7 +4666,7 @@
           <w:u w:val="single"/>
           <w:lang w:eastAsia="ko-KR"/>
         </w:rPr>
-        <w:t>Ch 1-2 Practice and Ch 1-2 Test are TWO separate graded deliverables, 100 points each, both linked from the course website. CH 1-2 PRACTICE contains 180 questions and is graded on COMPLETION, not on correctness: you must answer every question once without a timer and once with a timer (180 x 2 = 360). Your score is the share you complete, so finishing everything earns the full 100 points; a question only counts when you choose an answer, so letting the timer expire does not count. CH 1-2 TEST contains 84 questions with one timed attempt per module and is graded on CORRECTNESS; every test question also appears in the Practice tool. Each tool produces a code at the end. Submit each code in its own D2L folder (Assessments &gt; Assignments) by 11:59 PM on Tuesday, February 9, 2027, the night before the 1st Exam. One submission each, and NO LATE SUBMISSIONS are accepted - the folders close at the deadline.</w:t>
+        <w:t>Ch 1-2 Practice and Ch 1-2 Test are TWO separate graded deliverables, 100 points each, both linked from the course website. CH 1-2 PRACTICE contains 180 questions and is graded on COMPLETION, not on correctness: you must answer every question once without a timer and once with a timer (180 x 2 = 360). Your score is the share you complete, so finishing everything earns the full 100 points; a question only counts when you choose an answer, so letting the timer expire does not count. CH 1-2 TEST contains 84 questions with one timed attempt per module and is graded on CORRECTNESS; every test question also appears in the Practice tool. Each tool produces a code at the end. Submit each code in its own D2L folder under Assessments &gt; Assignments - “Ch 1-2 Practice - Completion Code (100 points)” and “Ch 1-2 Test - Result Code (100 points)” - by 11:59 PM on Tuesday, February 9, 2027, the night before the 1st Exam. One submission each, and NO LATE SUBMISSIONS are accepted - the folders close at the deadline.</w:t>
       </w:r>
       <w:r>
         <w:rPr>

--- a/2027spring/ACCT2101_Spring2027 Instructional Method.docx
+++ b/2027spring/ACCT2101_Spring2027 Instructional Method.docx
@@ -4666,7 +4666,7 @@
           <w:u w:val="single"/>
           <w:lang w:eastAsia="ko-KR"/>
         </w:rPr>
-        <w:t>Ch 1-2 Practice and Ch 1-2 Test are TWO separate graded deliverables, 100 points each, both linked from the course website. CH 1-2 PRACTICE contains 180 questions and is graded on COMPLETION, not on correctness: you must answer every question once without a timer and once with a timer (180 x 2 = 360). Your score is the share you complete, so finishing everything earns the full 100 points; a question only counts when you choose an answer, so letting the timer expire does not count. CH 1-2 TEST contains 84 questions with one timed attempt per module and is graded on CORRECTNESS; every test question also appears in the Practice tool. Each tool produces a code at the end. Submit each code in its own D2L folder under Assessments &gt; Assignments - “Ch 1-2 Practice - Completion Code (100 points)” and “Ch 1-2 Test - Result Code (100 points)” - by 11:59 PM on Tuesday, February 9, 2027, the night before the 1st Exam. One submission each, and NO LATE SUBMISSIONS are accepted - the folders close at the deadline.</w:t>
+        <w:t>Ch 1-2 Practice and Ch 1-2 Test are TWO separate graded deliverables, 100 points each, both linked from the course website. CH 1-2 PRACTICE contains 180 questions and is graded on COMPLETION, not on correctness: you must answer every question once without a timer and once with a timer (180 x 2 = 360). Your score is the share you complete, so finishing everything earns the full 100 points; a question only counts when you choose an answer, so letting the timer expire does not count. CH 1-2 TEST contains 84 questions with one timed attempt per module and is graded on CORRECTNESS; every test question also appears in the Practice tool. Each tool produces a code at the end. Submit each code in its own D2L folder under Assessments &gt; Assignments - “Ch 1-2 Practice - Completion Code (100 points)” and “Ch 1-2 Test - Result Code (100 points)” - by 11:59 PM on Tuesday, February 9, 2027, the night before the 1st Exam. One submission each, and NO LATE SUBMISSIONS ARE ACCEPTED. The folders remain open until the end of the term so that you can review your own work, but anything submitted after the deadline will not be graded.</w:t>
       </w:r>
       <w:r>
         <w:rPr>

--- a/2027spring/ACCT2101_Spring2027 Instructional Method.docx
+++ b/2027spring/ACCT2101_Spring2027 Instructional Method.docx
@@ -3894,6 +3894,293 @@
           <w:szCs w:val="24"/>
         </w:rPr>
         <w:t xml:space="preserve">. </w:t>
+      </w:r>
+    </w:p>
+    <w:p>
+      <w:pPr>
+        <w:pStyle w:val="ListParagraph"/>
+        <w:numPr>
+          <w:ilvl w:val="0"/>
+          <w:numId w:val="19"/>
+        </w:numPr>
+        <w:spacing w:after="0" w:line="360" w:lineRule="auto"/>
+        <w:ind w:right="-20"/>
+        <w:rPr>
+          <w:rFonts w:ascii="Cambria" w:hAnsi="Cambria" w:cs="Calibri"/>
+          <w:color w:val="000000"/>
+          <w:sz w:val="24"/>
+          <w:szCs w:val="24"/>
+        </w:rPr>
+      </w:pPr>
+      <w:r>
+        <w:rPr>
+          <w:rFonts w:ascii="Cambria" w:hAnsi="Cambria" w:cs="Calibri"/>
+          <w:color w:val="000000"/>
+          <w:sz w:val="24"/>
+          <w:szCs w:val="24"/>
+        </w:rPr>
+        <w:t>How to study: work from the Interactive Online Study Guide at https://au-hcob-accounting.github.io/ACCT2101/ , which is written from these same lectures and covers the whole course. Each heading in it links straight into the lecture video at that topic, so you can read a chapter and then watch exactly the parts you need. Watching every lecture in full is still the most thorough approach and is recommended if you have the time; if you do not, read the study guide chapter first and use it to find the topics you could not follow on your own. Written lecture transcripts are no longer provided - the study guide replaces them.</w:t>
+      </w:r>
+      <w:r>
+        <w:rPr>
+          <w:rFonts w:ascii="Cambria" w:hAnsi="Cambria" w:cs="Calibri"/>
+          <w:color w:val="000000"/>
+          <w:sz w:val="24"/>
+          <w:szCs w:val="24"/>
+        </w:rPr>
+      </w:r>
+      <w:r>
+        <w:rPr>
+          <w:rFonts w:ascii="Cambria" w:hAnsi="Cambria" w:cs="Calibri"/>
+          <w:color w:val="000000"/>
+          <w:sz w:val="24"/>
+          <w:szCs w:val="24"/>
+        </w:rPr>
+      </w:r>
+      <w:r>
+        <w:rPr>
+          <w:rFonts w:ascii="Cambria" w:hAnsi="Cambria" w:cs="Calibri"/>
+          <w:color w:val="000000"/>
+          <w:sz w:val="24"/>
+          <w:szCs w:val="24"/>
+        </w:rPr>
+      </w:r>
+      <w:r>
+        <w:rPr>
+          <w:rFonts w:ascii="Cambria" w:hAnsi="Cambria" w:cs="Calibri"/>
+          <w:color w:val="000000"/>
+          <w:sz w:val="24"/>
+          <w:szCs w:val="24"/>
+        </w:rPr>
+      </w:r>
+      <w:r>
+        <w:rPr>
+          <w:rFonts w:ascii="Cambria" w:hAnsi="Cambria" w:cs="Calibri"/>
+          <w:color w:val="000000"/>
+          <w:sz w:val="24"/>
+          <w:szCs w:val="24"/>
+        </w:rPr>
+      </w:r>
+      <w:r>
+        <w:rPr>
+          <w:rFonts w:ascii="Cambria" w:hAnsi="Cambria" w:cs="Calibri"/>
+          <w:color w:val="000000"/>
+          <w:sz w:val="24"/>
+          <w:szCs w:val="24"/>
+        </w:rPr>
+      </w:r>
+      <w:r>
+        <w:rPr>
+          <w:rFonts w:ascii="Cambria" w:hAnsi="Cambria" w:cs="Calibri"/>
+          <w:color w:val="000000"/>
+          <w:sz w:val="24"/>
+          <w:szCs w:val="24"/>
+        </w:rPr>
+      </w:r>
+      <w:r>
+        <w:rPr>
+          <w:rFonts w:ascii="Cambria" w:hAnsi="Cambria" w:cs="Calibri"/>
+          <w:color w:val="000000"/>
+          <w:sz w:val="24"/>
+          <w:szCs w:val="24"/>
+        </w:rPr>
+      </w:r>
+      <w:r>
+        <w:rPr>
+          <w:rFonts w:ascii="Cambria" w:hAnsi="Cambria" w:cs="Calibri"/>
+          <w:color w:val="000000"/>
+          <w:sz w:val="24"/>
+          <w:szCs w:val="24"/>
+        </w:rPr>
+      </w:r>
+      <w:r>
+        <w:rPr>
+          <w:rFonts w:ascii="Cambria" w:hAnsi="Cambria" w:cs="Calibri"/>
+          <w:color w:val="000000"/>
+          <w:sz w:val="24"/>
+          <w:szCs w:val="24"/>
+        </w:rPr>
+      </w:r>
+      <w:r>
+        <w:rPr>
+          <w:rFonts w:ascii="Cambria" w:hAnsi="Cambria" w:cs="Calibri" w:hint="eastAsia"/>
+          <w:color w:val="000000"/>
+          <w:sz w:val="24"/>
+          <w:szCs w:val="24"/>
+          <w:lang w:eastAsia="ko-KR"/>
+        </w:rPr>
+      </w:r>
+      <w:r>
+        <w:rPr>
+          <w:rFonts w:ascii="Cambria" w:hAnsi="Cambria" w:cs="Calibri"/>
+          <w:bCs/>
+          <w:color w:val="000000"/>
+          <w:sz w:val="24"/>
+          <w:szCs w:val="24"/>
+        </w:rPr>
+      </w:r>
+      <w:r>
+        <w:rPr>
+          <w:rFonts w:ascii="Cambria" w:hAnsi="Cambria" w:cs="Calibri"/>
+          <w:color w:val="000000"/>
+          <w:sz w:val="24"/>
+          <w:szCs w:val="24"/>
+        </w:rPr>
+      </w:r>
+      <w:r>
+        <w:rPr>
+          <w:rFonts w:ascii="Cambria" w:hAnsi="Cambria" w:cs="Calibri" w:hint="eastAsia"/>
+          <w:color w:val="000000"/>
+          <w:sz w:val="24"/>
+          <w:szCs w:val="24"/>
+          <w:lang w:eastAsia="ko-KR"/>
+        </w:rPr>
+      </w:r>
+      <w:r>
+        <w:rPr>
+          <w:rFonts w:ascii="Cambria" w:hAnsi="Cambria" w:cs="Calibri" w:hint="eastAsia"/>
+          <w:bCs/>
+          <w:color w:val="000000"/>
+          <w:sz w:val="24"/>
+          <w:szCs w:val="24"/>
+          <w:lang w:eastAsia="ko-KR"/>
+        </w:rPr>
+      </w:r>
+      <w:r>
+        <w:rPr>
+          <w:rFonts w:ascii="Cambria" w:hAnsi="Cambria" w:cs="Calibri"/>
+          <w:color w:val="000000"/>
+          <w:sz w:val="24"/>
+          <w:szCs w:val="24"/>
+        </w:rPr>
+      </w:r>
+      <w:r>
+        <w:rPr>
+          <w:rFonts w:ascii="Cambria" w:hAnsi="Cambria" w:cs="Calibri"/>
+          <w:color w:val="000000"/>
+          <w:sz w:val="24"/>
+          <w:szCs w:val="24"/>
+        </w:rPr>
+      </w:r>
+      <w:r>
+        <w:rPr>
+          <w:rFonts w:ascii="Cambria" w:hAnsi="Cambria" w:cs="Calibri"/>
+          <w:color w:val="000000"/>
+          <w:sz w:val="24"/>
+          <w:szCs w:val="24"/>
+        </w:rPr>
+      </w:r>
+      <w:r>
+        <w:rPr>
+          <w:rFonts w:ascii="Cambria" w:hAnsi="Cambria" w:cs="Calibri"/>
+          <w:color w:val="000000"/>
+          <w:sz w:val="24"/>
+          <w:szCs w:val="24"/>
+        </w:rPr>
+      </w:r>
+      <w:r>
+        <w:rPr>
+          <w:rFonts w:ascii="Cambria" w:hAnsi="Cambria" w:cs="Calibri"/>
+          <w:color w:val="000000"/>
+          <w:sz w:val="24"/>
+          <w:szCs w:val="24"/>
+        </w:rPr>
+      </w:r>
+      <w:r>
+        <w:rPr>
+          <w:rFonts w:ascii="Cambria" w:hAnsi="Cambria" w:cs="Calibri"/>
+          <w:color w:val="000000"/>
+          <w:sz w:val="24"/>
+          <w:szCs w:val="24"/>
+        </w:rPr>
+      </w:r>
+      <w:r>
+        <w:rPr>
+          <w:rFonts w:ascii="Cambria" w:hAnsi="Cambria" w:cs="Calibri"/>
+          <w:color w:val="000000"/>
+          <w:sz w:val="24"/>
+          <w:szCs w:val="24"/>
+        </w:rPr>
+      </w:r>
+      <w:r>
+        <w:rPr>
+          <w:rFonts w:ascii="Cambria" w:hAnsi="Cambria" w:cs="Calibri"/>
+          <w:color w:val="000000"/>
+          <w:sz w:val="24"/>
+          <w:szCs w:val="24"/>
+        </w:rPr>
+      </w:r>
+      <w:r>
+        <w:rPr>
+          <w:rFonts w:ascii="Cambria" w:hAnsi="Cambria" w:cs="Calibri"/>
+          <w:color w:val="000000"/>
+          <w:sz w:val="24"/>
+          <w:szCs w:val="24"/>
+        </w:rPr>
+      </w:r>
+      <w:r>
+        <w:rPr>
+          <w:rFonts w:ascii="Cambria" w:hAnsi="Cambria" w:cs="Calibri"/>
+          <w:color w:val="000000"/>
+          <w:sz w:val="24"/>
+          <w:szCs w:val="24"/>
+        </w:rPr>
+      </w:r>
+      <w:r>
+        <w:rPr>
+          <w:rFonts w:ascii="Cambria" w:hAnsi="Cambria" w:cs="Calibri"/>
+          <w:color w:val="000000"/>
+          <w:sz w:val="24"/>
+          <w:szCs w:val="24"/>
+        </w:rPr>
+      </w:r>
+      <w:r>
+        <w:rPr>
+          <w:rFonts w:ascii="Cambria" w:hAnsi="Cambria" w:cs="Calibri"/>
+          <w:color w:val="000000"/>
+          <w:sz w:val="24"/>
+          <w:szCs w:val="24"/>
+        </w:rPr>
+      </w:r>
+      <w:r>
+        <w:rPr>
+          <w:rFonts w:ascii="Cambria" w:hAnsi="Cambria" w:cs="Calibri"/>
+          <w:color w:val="000000"/>
+          <w:sz w:val="24"/>
+          <w:szCs w:val="24"/>
+        </w:rPr>
+      </w:r>
+      <w:r>
+        <w:rPr>
+          <w:rFonts w:ascii="Cambria" w:hAnsi="Cambria" w:cs="Calibri"/>
+          <w:color w:val="000000"/>
+          <w:sz w:val="24"/>
+          <w:szCs w:val="24"/>
+        </w:rPr>
+      </w:r>
+      <w:r>
+        <w:rPr>
+          <w:rFonts w:ascii="Cambria" w:hAnsi="Cambria" w:cs="Calibri"/>
+          <w:color w:val="000000"/>
+          <w:sz w:val="24"/>
+          <w:szCs w:val="24"/>
+        </w:rPr>
+      </w:r>
+      <w:r>
+        <w:rPr>
+          <w:rFonts w:ascii="Cambria" w:hAnsi="Cambria" w:cs="Calibri"/>
+          <w:color w:val="000000"/>
+          <w:sz w:val="24"/>
+          <w:szCs w:val="24"/>
+        </w:rPr>
+      </w:r>
+      <w:r>
+        <w:rPr>
+          <w:rFonts w:ascii="Cambria" w:hAnsi="Cambria" w:cs="Calibri"/>
+          <w:color w:val="000000"/>
+          <w:sz w:val="24"/>
+          <w:szCs w:val="24"/>
+        </w:rPr>
       </w:r>
     </w:p>
     <w:p>

--- a/2027spring/ACCT2101_Spring2027 Instructional Method.docx
+++ b/2027spring/ACCT2101_Spring2027 Instructional Method.docx
@@ -3919,7 +3919,7 @@
           <w:sz w:val="24"/>
           <w:szCs w:val="24"/>
         </w:rPr>
-        <w:t>How to study: work from the Interactive Online Study Guide at https://au-hcob-accounting.github.io/ACCT2101/ , which is written from these same lectures and covers the whole course. Each heading in it links straight into the lecture video at that topic, so you can read a chapter and then watch exactly the parts you need. Watching every lecture in full is still the most thorough approach and is recommended if you have the time; if you do not, read the study guide chapter first and use it to find the topics you could not follow on your own. Written lecture transcripts are no longer provided - the study guide replaces them.</w:t>
+        <w:t>How to study: work from the Interactive Online Study Guide at https://au-hcob-accounting.github.io/ACCT2101/ , which is written from these same lectures and covers the whole course. Each heading in it links straight into the lecture video at that topic, so you can read a chapter and then watch exactly the parts you need. Watching every lecture in full is still the most thorough approach and is recommended if you have the time; if you do not, read the study guide chapter first and use it to find the topics you could not follow on your own.</w:t>
       </w:r>
       <w:r>
         <w:rPr>

--- a/2027spring/ACCT2101_Spring2027 Instructional Method.docx
+++ b/2027spring/ACCT2101_Spring2027 Instructional Method.docx
@@ -4953,7 +4953,7 @@
           <w:u w:val="single"/>
           <w:lang w:eastAsia="ko-KR"/>
         </w:rPr>
-        <w:t>Ch 1-2 Practice and Ch 1-2 Test are TWO separate graded deliverables, 100 points each, both linked from the course website. CH 1-2 PRACTICE contains 180 questions and is graded on COMPLETION, not on correctness: you must answer every question once without a timer and once with a timer (180 x 2 = 360). Your score is the share you complete, so finishing everything earns the full 100 points; a question only counts when you choose an answer, so letting the timer expire does not count. CH 1-2 TEST contains 84 questions with one timed attempt per module and is graded on CORRECTNESS; every test question also appears in the Practice tool. Each tool produces a code at the end. Submit each code in its own D2L folder under Assessments &gt; Assignments - “Ch 1-2 Practice - Completion Code (100 points)” and “Ch 1-2 Test - Result Code (100 points)” - by 11:59 PM on Tuesday, February 9, 2027, the night before the 1st Exam. One submission each, and NO LATE SUBMISSIONS ARE ACCEPTED. The folders remain open until the end of the term so that you can review your own work, but anything submitted after the deadline will not be graded.</w:t>
+        <w:t>Ch 1-2 Practice and Ch 1-2 Test are TWO separate graded deliverables, 100 points each, both linked from the course website. CH 1-2 PRACTICE contains 180 questions and is graded on COMPLETION, not on correctness: you must answer every question once without a timer and once with a timer (180 x 2 = 360). Your score is the share you complete, so finishing everything earns the full 100 points; a question only counts when you choose an answer, so letting the timer expire does not count. CH 1-2 TEST contains 84 questions with one timed attempt per module and is graded on CORRECTNESS; every test question also appears in the Practice tool. Each tool produces a code at the end. Submit each code in its own D2L folder under Assessments → Assignments — &amp;ldquo;Ch 1-2 Practice — Completion Code (100 points)&amp;rdquo; and &amp;ldquo;Ch 1-2 Test — Result Code (100 points)&amp;rdquo; - by 11:59 PM on Tuesday, February 9, 2027, the night before the 1st Exam. One submission each, and NO LATE SUBMISSIONS ARE ACCEPTED. The folders remain open until the end of the term so that you can review your own work, but anything submitted after the deadline will not be graded.</w:t>
       </w:r>
       <w:r>
         <w:rPr>

--- a/2027spring/ACCT2101_Spring2027 Instructional Method.docx
+++ b/2027spring/ACCT2101_Spring2027 Instructional Method.docx
@@ -4727,7 +4727,7 @@
           <w:szCs w:val="24"/>
           <w:u w:val="single"/>
         </w:rPr>
-        <w:t xml:space="preserve">Late </w:t>
+        <w:t>No late submissions are accepted — for any assignment or quiz. Anything submitted after 11:59 PM on its due date receives a zero; there is no partial credit for late work.</w:t>
       </w:r>
       <w:r>
         <w:rPr>
@@ -4738,7 +4738,6 @@
           <w:szCs w:val="24"/>
           <w:u w:val="single"/>
         </w:rPr>
-        <w:t>submissions</w:t>
       </w:r>
       <w:r>
         <w:rPr>
@@ -4749,7 +4748,6 @@
           <w:szCs w:val="24"/>
           <w:u w:val="single"/>
         </w:rPr>
-        <w:t xml:space="preserve"> will </w:t>
       </w:r>
       <w:r>
         <w:rPr>
@@ -4760,7 +4758,6 @@
           <w:szCs w:val="24"/>
           <w:u w:val="single"/>
         </w:rPr>
-        <w:t>receive 50% penalty</w:t>
       </w:r>
       <w:r>
         <w:rPr>
@@ -4770,7 +4767,6 @@
           <w:sz w:val="24"/>
           <w:szCs w:val="24"/>
         </w:rPr>
-        <w:t>.</w:t>
       </w:r>
       <w:r>
         <w:rPr>
@@ -4780,7 +4776,6 @@
           <w:sz w:val="24"/>
           <w:szCs w:val="24"/>
         </w:rPr>
-        <w:t xml:space="preserve"> (However, late submission will not be allowed for Ch 9, 11, 12, and 13 graded assignments. See ‘ACCT2101</w:t>
       </w:r>
       <w:r>
         <w:rPr>
@@ -4800,7 +4795,6 @@
           <w:sz w:val="24"/>
           <w:szCs w:val="24"/>
         </w:rPr>
-        <w:t>_Course Schedule’ for more details)</w:t>
       </w:r>
     </w:p>
     <w:p>
@@ -4953,7 +4947,7 @@
           <w:u w:val="single"/>
           <w:lang w:eastAsia="ko-KR"/>
         </w:rPr>
-        <w:t>Ch 1-2 Practice and Ch 1-2 Test are TWO separate graded deliverables, 100 points each, both linked from the course website. CH 1-2 PRACTICE contains 180 questions and is graded on COMPLETION, not on correctness: you must answer every question once without a timer and once with a timer (180 x 2 = 360). Your score is the share you complete, so finishing everything earns the full 100 points; a question only counts when you choose an answer, so letting the timer expire does not count. CH 1-2 TEST contains 84 questions with one timed attempt per module and is graded on CORRECTNESS; every test question also appears in the Practice tool. Each tool produces a code at the end. Submit each code in its own D2L folder under Assessments → Assignments — &amp;ldquo;Ch 1-2 Practice — Completion Code (100 points)&amp;rdquo; and &amp;ldquo;Ch 1-2 Test — Result Code (100 points)&amp;rdquo; - by 11:59 PM on Tuesday, February 9, 2027, the night before the 1st Exam. One submission each, and NO LATE SUBMISSIONS ARE ACCEPTED. The folders remain open until the end of the term so that you can review your own work, but anything submitted after the deadline will not be graded.</w:t>
+        <w:t>Ch 1-2 Practice and Ch 1-2 Test are TWO separate graded deliverables, 100 points each, both linked from the course website. CH 1-2 PRACTICE contains 180 questions and is graded on COMPLETION, not on correctness: you must answer every question once without a timer and once with a timer (180 x 2 = 360). Your score is the share you complete, so finishing everything earns the full 100 points; a question only counts when you choose an answer, so letting the timer expire does not count. CH 1-2 TEST contains 84 questions with one timed attempt per module and is graded on CORRECTNESS; every test question also appears in the Practice tool. Each tool produces a code at the end. Submit each code in its own D2L folder under Assessments → Assignments — “Ch 1-2 Practice — Completion Code (100 points)” and “Ch 1-2 Test — Result Code (100 points)” - by 11:59 PM on Tuesday, February 9, 2027, the night before the 1st Exam. One submission each, and NO LATE SUBMISSIONS ARE ACCEPTED. The folders remain open until the end of the term so that you can review your own work, but anything submitted after the deadline will not be graded.</w:t>
       </w:r>
       <w:r>
         <w:rPr>
